--- a/CartazMatrículasAEPG.docx
+++ b/CartazMatrículasAEPG.docx
@@ -8452,18 +8452,18 @@
     <w:tbl>
       <w:tblPr>
         <w:tblStyle w:val="TabelacomGrelha"/>
-        <w:tblW w:w="0" w:type="auto"/>
-        <w:tblInd w:w="224" w:type="dxa"/>
+        <w:tblW w:w="4757" w:type="pct"/>
+        <w:tblInd w:w="704" w:type="dxa"/>
         <w:tblLook w:val="04A0" w:firstRow="1" w:lastRow="0" w:firstColumn="1" w:lastColumn="0" w:noHBand="0" w:noVBand="1"/>
       </w:tblPr>
       <w:tblGrid>
-        <w:gridCol w:w="8305"/>
-        <w:gridCol w:w="8302"/>
+        <w:gridCol w:w="8416"/>
+        <w:gridCol w:w="7597"/>
       </w:tblGrid>
       <w:tr>
         <w:tc>
           <w:tcPr>
-            <w:tcW w:w="8418" w:type="dxa"/>
+            <w:tcW w:w="2628" w:type="pct"/>
           </w:tcPr>
           <w:p>
             <w:pPr>
@@ -8488,7 +8488,7 @@
         </w:tc>
         <w:tc>
           <w:tcPr>
-            <w:tcW w:w="8415" w:type="dxa"/>
+            <w:tcW w:w="2372" w:type="pct"/>
           </w:tcPr>
           <w:p>
             <w:pPr>
@@ -8515,7 +8515,7 @@
       <w:tr>
         <w:tc>
           <w:tcPr>
-            <w:tcW w:w="8418" w:type="dxa"/>
+            <w:tcW w:w="2628" w:type="pct"/>
           </w:tcPr>
           <w:p>
             <w:pPr>
@@ -8540,7 +8540,7 @@
         </w:tc>
         <w:tc>
           <w:tcPr>
-            <w:tcW w:w="8415" w:type="dxa"/>
+            <w:tcW w:w="2372" w:type="pct"/>
           </w:tcPr>
           <w:p>
             <w:pPr>
@@ -8567,7 +8567,7 @@
       <w:tr>
         <w:tc>
           <w:tcPr>
-            <w:tcW w:w="8418" w:type="dxa"/>
+            <w:tcW w:w="2628" w:type="pct"/>
           </w:tcPr>
           <w:p>
             <w:pPr>
@@ -8592,7 +8592,7 @@
         </w:tc>
         <w:tc>
           <w:tcPr>
-            <w:tcW w:w="8415" w:type="dxa"/>
+            <w:tcW w:w="2372" w:type="pct"/>
           </w:tcPr>
           <w:p>
             <w:pPr>
@@ -8619,7 +8619,7 @@
       <w:tr>
         <w:tc>
           <w:tcPr>
-            <w:tcW w:w="8418" w:type="dxa"/>
+            <w:tcW w:w="2628" w:type="pct"/>
           </w:tcPr>
           <w:p>
             <w:pPr>
@@ -8644,7 +8644,7 @@
         </w:tc>
         <w:tc>
           <w:tcPr>
-            <w:tcW w:w="8415" w:type="dxa"/>
+            <w:tcW w:w="2372" w:type="pct"/>
           </w:tcPr>
           <w:p>
             <w:pPr>
@@ -8684,7 +8684,8 @@
       <w:pPr>
         <w:kinsoku w:val="0"/>
         <w:overflowPunct w:val="0"/>
-        <w:spacing w:line="200" w:lineRule="exact"/>
+        <w:spacing w:line="360" w:lineRule="auto"/>
+        <w:ind w:firstLine="1134"/>
         <w:rPr>
           <w:sz w:val="20"/>
           <w:szCs w:val="20"/>
@@ -8695,7 +8696,167 @@
       <w:pPr>
         <w:kinsoku w:val="0"/>
         <w:overflowPunct w:val="0"/>
-        <w:spacing w:line="200" w:lineRule="exact"/>
+        <w:spacing w:line="360" w:lineRule="auto"/>
+        <w:ind w:firstLine="1134"/>
+        <w:rPr>
+          <w:rFonts w:ascii="Arial" w:hAnsi="Arial" w:cs="Arial"/>
+          <w:sz w:val="40"/>
+          <w:szCs w:val="40"/>
+        </w:rPr>
+      </w:pPr>
+      <w:r>
+        <w:rPr>
+          <w:rFonts w:ascii="Arial" w:hAnsi="Arial" w:cs="Arial"/>
+          <w:sz w:val="40"/>
+          <w:szCs w:val="40"/>
+        </w:rPr>
+        <w:t>Pré-escolar e 1º ano</w:t>
+      </w:r>
+      <w:r>
+        <w:rPr>
+          <w:rFonts w:ascii="Arial" w:hAnsi="Arial" w:cs="Arial"/>
+          <w:sz w:val="40"/>
+          <w:szCs w:val="40"/>
+        </w:rPr>
+        <w:tab/>
+      </w:r>
+      <w:r>
+        <w:rPr>
+          <w:rFonts w:ascii="Arial" w:hAnsi="Arial" w:cs="Arial"/>
+          <w:sz w:val="40"/>
+          <w:szCs w:val="40"/>
+        </w:rPr>
+        <w:tab/>
+      </w:r>
+      <w:r>
+        <w:rPr>
+          <w:rFonts w:ascii="Arial" w:hAnsi="Arial" w:cs="Arial"/>
+          <w:sz w:val="40"/>
+          <w:szCs w:val="40"/>
+        </w:rPr>
+        <w:tab/>
+      </w:r>
+      <w:r>
+        <w:rPr>
+          <w:rFonts w:ascii="Arial" w:hAnsi="Arial" w:cs="Arial"/>
+          <w:sz w:val="40"/>
+          <w:szCs w:val="40"/>
+        </w:rPr>
+        <w:t>22/04 A 01/06</w:t>
+      </w:r>
+    </w:p>
+    <w:p>
+      <w:pPr>
+        <w:kinsoku w:val="0"/>
+        <w:overflowPunct w:val="0"/>
+        <w:spacing w:line="360" w:lineRule="auto"/>
+        <w:ind w:firstLine="1134"/>
+        <w:rPr>
+          <w:rFonts w:ascii="Arial" w:hAnsi="Arial" w:cs="Arial"/>
+          <w:sz w:val="40"/>
+          <w:szCs w:val="40"/>
+        </w:rPr>
+      </w:pPr>
+      <w:r>
+        <w:rPr>
+          <w:rFonts w:ascii="Arial" w:hAnsi="Arial" w:cs="Arial"/>
+          <w:sz w:val="40"/>
+          <w:szCs w:val="40"/>
+        </w:rPr>
+        <w:t>2º, 3º, 4º E 5º ANO</w:t>
+      </w:r>
+      <w:r>
+        <w:rPr>
+          <w:rFonts w:ascii="Arial" w:hAnsi="Arial" w:cs="Arial"/>
+          <w:sz w:val="40"/>
+          <w:szCs w:val="40"/>
+        </w:rPr>
+        <w:tab/>
+      </w:r>
+      <w:r>
+        <w:rPr>
+          <w:rFonts w:ascii="Arial" w:hAnsi="Arial" w:cs="Arial"/>
+          <w:sz w:val="40"/>
+          <w:szCs w:val="40"/>
+        </w:rPr>
+        <w:tab/>
+      </w:r>
+      <w:r>
+        <w:rPr>
+          <w:rFonts w:ascii="Arial" w:hAnsi="Arial" w:cs="Arial"/>
+          <w:sz w:val="40"/>
+          <w:szCs w:val="40"/>
+        </w:rPr>
+        <w:tab/>
+      </w:r>
+      <w:r>
+        <w:rPr>
+          <w:rFonts w:ascii="Arial" w:hAnsi="Arial" w:cs="Arial"/>
+          <w:sz w:val="40"/>
+          <w:szCs w:val="40"/>
+        </w:rPr>
+        <w:t>15/07 A 22/07</w:t>
+      </w:r>
+    </w:p>
+    <w:p>
+      <w:pPr>
+        <w:kinsoku w:val="0"/>
+        <w:overflowPunct w:val="0"/>
+        <w:spacing w:line="360" w:lineRule="auto"/>
+        <w:ind w:firstLine="1134"/>
+        <w:rPr>
+          <w:rFonts w:ascii="Arial" w:hAnsi="Arial" w:cs="Arial"/>
+          <w:sz w:val="40"/>
+          <w:szCs w:val="40"/>
+        </w:rPr>
+      </w:pPr>
+      <w:r>
+        <w:rPr>
+          <w:rFonts w:ascii="Arial" w:hAnsi="Arial" w:cs="Arial"/>
+          <w:sz w:val="40"/>
+          <w:szCs w:val="40"/>
+        </w:rPr>
+        <w:t>6º, 7º, 8º E 9º ANO</w:t>
+      </w:r>
+      <w:r>
+        <w:rPr>
+          <w:rFonts w:ascii="Arial" w:hAnsi="Arial" w:cs="Arial"/>
+          <w:sz w:val="40"/>
+          <w:szCs w:val="40"/>
+        </w:rPr>
+        <w:tab/>
+      </w:r>
+      <w:r>
+        <w:rPr>
+          <w:rFonts w:ascii="Arial" w:hAnsi="Arial" w:cs="Arial"/>
+          <w:sz w:val="40"/>
+          <w:szCs w:val="40"/>
+        </w:rPr>
+        <w:tab/>
+      </w:r>
+      <w:r>
+        <w:rPr>
+          <w:rFonts w:ascii="Arial" w:hAnsi="Arial" w:cs="Arial"/>
+          <w:sz w:val="40"/>
+          <w:szCs w:val="40"/>
+        </w:rPr>
+        <w:tab/>
+      </w:r>
+      <w:r>
+        <w:rPr>
+          <w:rFonts w:ascii="Arial" w:hAnsi="Arial" w:cs="Arial"/>
+          <w:sz w:val="40"/>
+          <w:szCs w:val="40"/>
+        </w:rPr>
+        <w:t>16/06 A 29/06</w:t>
+      </w:r>
+    </w:p>
+    <w:p>
+      <w:pPr>
+        <w:kinsoku w:val="0"/>
+        <w:overflowPunct w:val="0"/>
+        <w:spacing w:line="360" w:lineRule="auto"/>
+        <w:ind w:firstLine="1134"/>
         <w:rPr>
           <w:sz w:val="20"/>
           <w:szCs w:val="20"/>
@@ -8859,13 +9020,57 @@
     <w:lsdException w:name="HTML Sample" w:semiHidden="1" w:unhideWhenUsed="1"/>
     <w:lsdException w:name="HTML Typewriter" w:semiHidden="1" w:unhideWhenUsed="1"/>
     <w:lsdException w:name="HTML Variable" w:semiHidden="1" w:unhideWhenUsed="1"/>
+    <w:lsdException w:name="Normal Table" w:semiHidden="1" w:unhideWhenUsed="1"/>
     <w:lsdException w:name="annotation subject" w:semiHidden="1" w:unhideWhenUsed="1"/>
     <w:lsdException w:name="No List" w:semiHidden="1" w:unhideWhenUsed="1"/>
     <w:lsdException w:name="Outline List 1" w:semiHidden="1" w:unhideWhenUsed="1"/>
     <w:lsdException w:name="Outline List 2" w:semiHidden="1" w:unhideWhenUsed="1"/>
     <w:lsdException w:name="Outline List 3" w:semiHidden="1" w:unhideWhenUsed="1"/>
+    <w:lsdException w:name="Table Simple 1" w:semiHidden="1" w:unhideWhenUsed="1"/>
+    <w:lsdException w:name="Table Simple 2" w:semiHidden="1" w:unhideWhenUsed="1"/>
+    <w:lsdException w:name="Table Simple 3" w:semiHidden="1" w:unhideWhenUsed="1"/>
+    <w:lsdException w:name="Table Classic 1" w:semiHidden="1" w:unhideWhenUsed="1"/>
+    <w:lsdException w:name="Table Classic 2" w:semiHidden="1" w:unhideWhenUsed="1"/>
+    <w:lsdException w:name="Table Classic 3" w:semiHidden="1" w:unhideWhenUsed="1"/>
+    <w:lsdException w:name="Table Classic 4" w:semiHidden="1" w:unhideWhenUsed="1"/>
+    <w:lsdException w:name="Table Colorful 1" w:semiHidden="1" w:unhideWhenUsed="1"/>
+    <w:lsdException w:name="Table Colorful 2" w:semiHidden="1" w:unhideWhenUsed="1"/>
+    <w:lsdException w:name="Table Colorful 3" w:semiHidden="1" w:unhideWhenUsed="1"/>
+    <w:lsdException w:name="Table Columns 1" w:semiHidden="1" w:unhideWhenUsed="1"/>
+    <w:lsdException w:name="Table Columns 2" w:semiHidden="1" w:unhideWhenUsed="1"/>
+    <w:lsdException w:name="Table Columns 3" w:semiHidden="1" w:unhideWhenUsed="1"/>
+    <w:lsdException w:name="Table Columns 4" w:semiHidden="1" w:unhideWhenUsed="1"/>
+    <w:lsdException w:name="Table Columns 5" w:semiHidden="1" w:unhideWhenUsed="1"/>
+    <w:lsdException w:name="Table Grid 1" w:semiHidden="1" w:unhideWhenUsed="1"/>
+    <w:lsdException w:name="Table Grid 2" w:semiHidden="1" w:unhideWhenUsed="1"/>
+    <w:lsdException w:name="Table Grid 3" w:semiHidden="1" w:unhideWhenUsed="1"/>
+    <w:lsdException w:name="Table Grid 4" w:semiHidden="1" w:unhideWhenUsed="1"/>
+    <w:lsdException w:name="Table Grid 5" w:semiHidden="1" w:unhideWhenUsed="1"/>
+    <w:lsdException w:name="Table Grid 6" w:semiHidden="1" w:unhideWhenUsed="1"/>
+    <w:lsdException w:name="Table Grid 7" w:semiHidden="1" w:unhideWhenUsed="1"/>
+    <w:lsdException w:name="Table Grid 8" w:semiHidden="1" w:unhideWhenUsed="1"/>
+    <w:lsdException w:name="Table List 1" w:semiHidden="1" w:unhideWhenUsed="1"/>
+    <w:lsdException w:name="Table List 2" w:semiHidden="1" w:unhideWhenUsed="1"/>
+    <w:lsdException w:name="Table List 3" w:semiHidden="1" w:unhideWhenUsed="1"/>
+    <w:lsdException w:name="Table List 4" w:semiHidden="1" w:unhideWhenUsed="1"/>
+    <w:lsdException w:name="Table List 5" w:semiHidden="1" w:unhideWhenUsed="1"/>
+    <w:lsdException w:name="Table List 6" w:semiHidden="1" w:unhideWhenUsed="1"/>
+    <w:lsdException w:name="Table List 7" w:semiHidden="1" w:unhideWhenUsed="1"/>
+    <w:lsdException w:name="Table List 8" w:semiHidden="1" w:unhideWhenUsed="1"/>
+    <w:lsdException w:name="Table 3D effects 1" w:semiHidden="1" w:unhideWhenUsed="1"/>
+    <w:lsdException w:name="Table 3D effects 2" w:semiHidden="1" w:unhideWhenUsed="1"/>
+    <w:lsdException w:name="Table 3D effects 3" w:semiHidden="1" w:unhideWhenUsed="1"/>
+    <w:lsdException w:name="Table Contemporary" w:semiHidden="1" w:unhideWhenUsed="1"/>
+    <w:lsdException w:name="Table Elegant" w:semiHidden="1" w:unhideWhenUsed="1"/>
+    <w:lsdException w:name="Table Professional" w:semiHidden="1" w:unhideWhenUsed="1"/>
+    <w:lsdException w:name="Table Subtle 1" w:semiHidden="1" w:unhideWhenUsed="1"/>
+    <w:lsdException w:name="Table Subtle 2" w:semiHidden="1" w:unhideWhenUsed="1"/>
+    <w:lsdException w:name="Table Web 1" w:semiHidden="1" w:unhideWhenUsed="1"/>
+    <w:lsdException w:name="Table Web 2" w:semiHidden="1" w:unhideWhenUsed="1"/>
+    <w:lsdException w:name="Table Web 3" w:semiHidden="1" w:unhideWhenUsed="1"/>
     <w:lsdException w:name="Balloon Text" w:semiHidden="1" w:unhideWhenUsed="1"/>
     <w:lsdException w:name="Table Grid" w:uiPriority="39"/>
+    <w:lsdException w:name="Table Theme" w:semiHidden="1" w:unhideWhenUsed="1"/>
     <w:lsdException w:name="Placeholder Text" w:semiHidden="1"/>
     <w:lsdException w:name="No Spacing" w:uiPriority="1" w:qFormat="1"/>
     <w:lsdException w:name="Light Shading" w:uiPriority="60"/>
